--- a/_implementation-notes/evening-series/FotH Pilot Session 13 Evening Run Sheet DRAFT v1.docx
+++ b/_implementation-notes/evening-series/FotH Pilot Session 13 Evening Run Sheet DRAFT v1.docx
@@ -271,7 +271,7 @@
               <w:pStyle w:val="Compact"/>
             </w:pPr>
             <w:r>
-              <w:t xml:space="preserve">Check-in circle: two weeks of practice reported, midweek check-ins debriefed. One-sentence shares, a parent starts the sharing.</w:t>
+              <w:t xml:space="preserve">Check-in circle: two weeks of practice reported, week-one check-ins debriefed. One-sentence shares, a parent starts the sharing.</w:t>
             </w:r>
           </w:p>
         </w:tc>
@@ -613,13 +613,13 @@
           <w:b/>
           <w:bCs/>
         </w:rPr>
-        <w:t xml:space="preserve">The midweek check-in.</w:t>
+        <w:t xml:space="preserve">The end-of-week-one check-in.</w:t>
       </w:r>
       <w:r>
         <w:t xml:space="preserve"> </w:t>
       </w:r>
       <w:r>
-        <w:t xml:space="preserve">Before the one-week mark, connect with the</w:t>
+        <w:t xml:space="preserve">At the end of week one, connect with the</w:t>
       </w:r>
       <w:r>
         <w:t xml:space="preserve"> </w:t>
